--- a/docs/tehnička_dokumentacija/FER_ProjektR_Dron.co_Tehnicka_Dokumentacija.docx
+++ b/docs/tehnička_dokumentacija/FER_ProjektR_Dron.co_Tehnicka_Dokumentacija.docx
@@ -2730,7 +2730,7 @@
                 <w:lang w:val="hr-HR"/>
               </w:rPr>
               <w:drawing>
-                <wp:inline distT="0" distB="0" distL="0" distR="0" wp14:anchorId="3D60FBB4" wp14:editId="0FC8F7E6">
+                <wp:inline distT="0" distB="0" distL="0" distR="0" wp14:anchorId="3D60FBB4" wp14:editId="0765DC29">
                   <wp:extent cx="1800000" cy="1800000"/>
                   <wp:effectExtent l="0" t="0" r="0" b="0"/>
                   <wp:docPr id="1920218714" name="Picture 1"/>
@@ -2863,7 +2863,7 @@
                 <w:lang w:val="hr-HR"/>
               </w:rPr>
               <w:drawing>
-                <wp:inline distT="0" distB="0" distL="0" distR="0" wp14:anchorId="22A2449B" wp14:editId="51323FDE">
+                <wp:inline distT="0" distB="0" distL="0" distR="0" wp14:anchorId="22A2449B" wp14:editId="4BF815B7">
                   <wp:extent cx="1800000" cy="1800000"/>
                   <wp:effectExtent l="0" t="0" r="0" b="0"/>
                   <wp:docPr id="1923138967" name="Picture 1"/>
@@ -2974,7 +2974,7 @@
                 <w:lang w:val="hr-HR"/>
               </w:rPr>
               <w:drawing>
-                <wp:inline distT="0" distB="0" distL="0" distR="0" wp14:anchorId="0025C637" wp14:editId="6FE8CDF6">
+                <wp:inline distT="0" distB="0" distL="0" distR="0" wp14:anchorId="0025C637" wp14:editId="25230809">
                   <wp:extent cx="1800000" cy="1800000"/>
                   <wp:effectExtent l="0" t="0" r="0" b="0"/>
                   <wp:docPr id="683974906" name="Picture 1"/>
@@ -3086,7 +3086,7 @@
                 <w:lang w:val="hr-HR"/>
               </w:rPr>
               <w:drawing>
-                <wp:inline distT="0" distB="0" distL="0" distR="0" wp14:anchorId="3EC9A6DF" wp14:editId="6297AD86">
+                <wp:inline distT="0" distB="0" distL="0" distR="0" wp14:anchorId="3EC9A6DF" wp14:editId="321D3265">
                   <wp:extent cx="1800000" cy="1800000"/>
                   <wp:effectExtent l="0" t="0" r="0" b="0"/>
                   <wp:docPr id="650058983" name="Picture 1"/>
@@ -6014,19 +6014,365 @@
         <w:rPr>
           <w:lang w:val="hr-HR"/>
         </w:rPr>
-        <w:t>[</w:t>
-      </w:r>
-      <w:r>
-        <w:rPr>
-          <w:lang w:val="hr-HR"/>
-        </w:rPr>
-        <w:t>lista audio efekta</w:t>
-      </w:r>
-      <w:r>
-        <w:rPr>
-          <w:lang w:val="hr-HR"/>
-        </w:rPr>
-        <w:t>]</w:t>
+        <w:t>Zvučni efekti služe za</w:t>
+      </w:r>
+      <w:r>
+        <w:rPr>
+          <w:lang w:val="hr-HR"/>
+        </w:rPr>
+        <w:t xml:space="preserve"> poboljšanje</w:t>
+      </w:r>
+      <w:r>
+        <w:rPr>
+          <w:lang w:val="hr-HR"/>
+        </w:rPr>
+        <w:t xml:space="preserve"> korisničko</w:t>
+      </w:r>
+      <w:r>
+        <w:rPr>
+          <w:lang w:val="hr-HR"/>
+        </w:rPr>
+        <w:t>g</w:t>
+      </w:r>
+      <w:r>
+        <w:rPr>
+          <w:lang w:val="hr-HR"/>
+        </w:rPr>
+        <w:t xml:space="preserve"> iskustv</w:t>
+      </w:r>
+      <w:r>
+        <w:rPr>
+          <w:lang w:val="hr-HR"/>
+        </w:rPr>
+        <w:t>a</w:t>
+      </w:r>
+      <w:r>
+        <w:rPr>
+          <w:lang w:val="hr-HR"/>
+        </w:rPr>
+        <w:t xml:space="preserve"> i pružanje</w:t>
+      </w:r>
+      <w:r>
+        <w:rPr>
+          <w:lang w:val="hr-HR"/>
+        </w:rPr>
+        <w:t xml:space="preserve"> zvučne</w:t>
+      </w:r>
+      <w:r>
+        <w:rPr>
+          <w:lang w:val="hr-HR"/>
+        </w:rPr>
+        <w:t xml:space="preserve"> povratn</w:t>
+      </w:r>
+      <w:r>
+        <w:rPr>
+          <w:lang w:val="hr-HR"/>
+        </w:rPr>
+        <w:t>e</w:t>
+      </w:r>
+      <w:r>
+        <w:rPr>
+          <w:lang w:val="hr-HR"/>
+        </w:rPr>
+        <w:t xml:space="preserve"> informacij</w:t>
+      </w:r>
+      <w:r>
+        <w:rPr>
+          <w:lang w:val="hr-HR"/>
+        </w:rPr>
+        <w:t>e</w:t>
+      </w:r>
+      <w:r>
+        <w:rPr>
+          <w:lang w:val="hr-HR"/>
+        </w:rPr>
+        <w:t xml:space="preserve"> tijekom interakcije sa sustavima igre. Sljedeći sustavi koriste zvučne efekte: gumbovi korisničkog sučelja, pozadinski šum, vjetar, propeleri drona, punjenje baterije drona, ukopčavanje i iskopčavanje paketa te dostava paketa.</w:t>
+      </w:r>
+    </w:p>
+    <w:p>
+      <w:pPr>
+        <w:ind w:firstLine="720"/>
+        <w:rPr>
+          <w:lang w:val="hr-HR"/>
+        </w:rPr>
+      </w:pPr>
+    </w:p>
+    <w:p>
+      <w:pPr>
+        <w:ind w:firstLine="720"/>
+        <w:rPr>
+          <w:lang w:val="hr-HR"/>
+        </w:rPr>
+      </w:pPr>
+      <w:r>
+        <w:rPr>
+          <w:lang w:val="hr-HR"/>
+        </w:rPr>
+        <w:t>Zvučne efekte koji mogu trajati neodređen</w:t>
+      </w:r>
+      <w:r>
+        <w:rPr>
+          <w:lang w:val="hr-HR"/>
+        </w:rPr>
+        <w:t>o vrijeme potrebno</w:t>
+      </w:r>
+      <w:r>
+        <w:rPr>
+          <w:lang w:val="hr-HR"/>
+        </w:rPr>
+        <w:t xml:space="preserve"> </w:t>
+      </w:r>
+      <w:r>
+        <w:rPr>
+          <w:lang w:val="hr-HR"/>
+        </w:rPr>
+        <w:t xml:space="preserve">je </w:t>
+      </w:r>
+      <w:r>
+        <w:rPr>
+          <w:lang w:val="hr-HR"/>
+        </w:rPr>
+        <w:t>podesiti tako da se ne primijeti trenutak ponovnog pokretanja zvuka. Primjer</w:t>
+      </w:r>
+      <w:r>
+        <w:rPr>
+          <w:lang w:val="hr-HR"/>
+        </w:rPr>
+        <w:t>i takvih</w:t>
+      </w:r>
+      <w:r>
+        <w:rPr>
+          <w:lang w:val="hr-HR"/>
+        </w:rPr>
+        <w:t xml:space="preserve"> zvučn</w:t>
+      </w:r>
+      <w:r>
+        <w:rPr>
+          <w:lang w:val="hr-HR"/>
+        </w:rPr>
+        <w:t>ih</w:t>
+      </w:r>
+      <w:r>
+        <w:rPr>
+          <w:lang w:val="hr-HR"/>
+        </w:rPr>
+        <w:t xml:space="preserve"> efek</w:t>
+      </w:r>
+      <w:r>
+        <w:rPr>
+          <w:lang w:val="hr-HR"/>
+        </w:rPr>
+        <w:t>a</w:t>
+      </w:r>
+      <w:r>
+        <w:rPr>
+          <w:lang w:val="hr-HR"/>
+        </w:rPr>
+        <w:t xml:space="preserve">ta </w:t>
+      </w:r>
+      <w:r>
+        <w:rPr>
+          <w:lang w:val="hr-HR"/>
+        </w:rPr>
+        <w:t>su</w:t>
+      </w:r>
+      <w:r>
+        <w:rPr>
+          <w:lang w:val="hr-HR"/>
+        </w:rPr>
+        <w:t xml:space="preserve"> pozadinski šum</w:t>
+      </w:r>
+      <w:r>
+        <w:rPr>
+          <w:lang w:val="hr-HR"/>
+        </w:rPr>
+        <w:t xml:space="preserve"> i</w:t>
+      </w:r>
+      <w:r>
+        <w:rPr>
+          <w:lang w:val="hr-HR"/>
+        </w:rPr>
+        <w:t xml:space="preserve"> zvuk propelera</w:t>
+      </w:r>
+      <w:r>
+        <w:rPr>
+          <w:lang w:val="hr-HR"/>
+        </w:rPr>
+        <w:t>,</w:t>
+      </w:r>
+      <w:r>
+        <w:rPr>
+          <w:lang w:val="hr-HR"/>
+        </w:rPr>
+        <w:t xml:space="preserve"> </w:t>
+      </w:r>
+      <w:r>
+        <w:rPr>
+          <w:lang w:val="hr-HR"/>
+        </w:rPr>
+        <w:t>pri čemu je po</w:t>
+      </w:r>
+      <w:r>
+        <w:rPr>
+          <w:lang w:val="hr-HR"/>
+        </w:rPr>
+        <w:t>treb</w:t>
+      </w:r>
+      <w:r>
+        <w:rPr>
+          <w:lang w:val="hr-HR"/>
+        </w:rPr>
+        <w:t>no</w:t>
+      </w:r>
+      <w:r>
+        <w:rPr>
+          <w:lang w:val="hr-HR"/>
+        </w:rPr>
+        <w:t xml:space="preserve"> </w:t>
+      </w:r>
+      <w:r>
+        <w:rPr>
+          <w:lang w:val="hr-HR"/>
+        </w:rPr>
+        <w:t>omogućiti neprimjetno ponavljanje</w:t>
+      </w:r>
+      <w:r>
+        <w:rPr>
+          <w:lang w:val="hr-HR"/>
+        </w:rPr>
+        <w:t xml:space="preserve"> zvučnog zapisa duljine nekoliko sekundi</w:t>
+      </w:r>
+      <w:r>
+        <w:rPr>
+          <w:lang w:val="hr-HR"/>
+        </w:rPr>
+        <w:t xml:space="preserve">. </w:t>
+      </w:r>
+      <w:r>
+        <w:rPr>
+          <w:lang w:val="hr-HR"/>
+        </w:rPr>
+        <w:t xml:space="preserve">To se </w:t>
+      </w:r>
+      <w:r>
+        <w:rPr>
+          <w:lang w:val="hr-HR"/>
+        </w:rPr>
+        <w:t>posti</w:t>
+      </w:r>
+      <w:r>
+        <w:rPr>
+          <w:lang w:val="hr-HR"/>
+        </w:rPr>
+        <w:t>že</w:t>
+      </w:r>
+      <w:r>
+        <w:rPr>
+          <w:lang w:val="hr-HR"/>
+        </w:rPr>
+        <w:t xml:space="preserve"> postavljanjem opcije „</w:t>
+      </w:r>
+      <w:proofErr w:type="spellStart"/>
+      <w:r>
+        <w:rPr>
+          <w:lang w:val="hr-HR"/>
+        </w:rPr>
+        <w:t>Loop</w:t>
+      </w:r>
+      <w:proofErr w:type="spellEnd"/>
+      <w:r>
+        <w:rPr>
+          <w:lang w:val="hr-HR"/>
+        </w:rPr>
+        <w:t xml:space="preserve"> Mode“ na „</w:t>
+      </w:r>
+      <w:proofErr w:type="spellStart"/>
+      <w:r>
+        <w:rPr>
+          <w:lang w:val="hr-HR"/>
+        </w:rPr>
+        <w:t>Forward</w:t>
+      </w:r>
+      <w:proofErr w:type="spellEnd"/>
+      <w:r>
+        <w:rPr>
+          <w:lang w:val="hr-HR"/>
+        </w:rPr>
+        <w:t>“, „</w:t>
+      </w:r>
+      <w:proofErr w:type="spellStart"/>
+      <w:r>
+        <w:rPr>
+          <w:lang w:val="hr-HR"/>
+        </w:rPr>
+        <w:t>Backward</w:t>
+      </w:r>
+      <w:proofErr w:type="spellEnd"/>
+      <w:r>
+        <w:rPr>
+          <w:lang w:val="hr-HR"/>
+        </w:rPr>
+        <w:t>“ ili „Ping-Pong“</w:t>
+      </w:r>
+      <w:r>
+        <w:rPr>
+          <w:lang w:val="hr-HR"/>
+        </w:rPr>
+        <w:t>,</w:t>
+      </w:r>
+      <w:r>
+        <w:rPr>
+          <w:lang w:val="hr-HR"/>
+        </w:rPr>
+        <w:t xml:space="preserve"> ovisno </w:t>
+      </w:r>
+      <w:r>
+        <w:rPr>
+          <w:lang w:val="hr-HR"/>
+        </w:rPr>
+        <w:t xml:space="preserve">o načinu na koji je zvučna datoteka </w:t>
+      </w:r>
+      <w:r>
+        <w:rPr>
+          <w:lang w:val="hr-HR"/>
+        </w:rPr>
+        <w:t xml:space="preserve">dizajnirana. </w:t>
+      </w:r>
+      <w:r>
+        <w:rPr>
+          <w:lang w:val="hr-HR"/>
+        </w:rPr>
+        <w:t>U praksi se p</w:t>
+      </w:r>
+      <w:r>
+        <w:rPr>
+          <w:lang w:val="hr-HR"/>
+        </w:rPr>
+        <w:t xml:space="preserve">okazalo </w:t>
+      </w:r>
+      <w:r>
+        <w:rPr>
+          <w:lang w:val="hr-HR"/>
+        </w:rPr>
+        <w:t xml:space="preserve">da </w:t>
+      </w:r>
+      <w:r>
+        <w:rPr>
+          <w:lang w:val="hr-HR"/>
+        </w:rPr>
+        <w:t xml:space="preserve">opcija „Ping-Pong“ daje najbolje rezultate za ponavljajuće zvukove </w:t>
+      </w:r>
+      <w:r>
+        <w:rPr>
+          <w:lang w:val="hr-HR"/>
+        </w:rPr>
+        <w:t>korištene u ovom projektu</w:t>
+      </w:r>
+      <w:r>
+        <w:rPr>
+          <w:lang w:val="hr-HR"/>
+        </w:rPr>
+        <w:t>.</w:t>
       </w:r>
     </w:p>
     <w:p>
@@ -6044,6 +6390,293 @@
         <w:rPr>
           <w:lang w:val="hr-HR"/>
         </w:rPr>
+      </w:pPr>
+      <w:r>
+        <w:rPr>
+          <w:lang w:val="hr-HR"/>
+        </w:rPr>
+        <w:tab/>
+      </w:r>
+    </w:p>
+    <w:p>
+      <w:pPr>
+        <w:keepNext/>
+        <w:widowControl/>
+        <w:spacing w:line="240" w:lineRule="auto"/>
+        <w:jc w:val="center"/>
+      </w:pPr>
+      <w:r>
+        <w:rPr>
+          <w:noProof/>
+        </w:rPr>
+        <w:drawing>
+          <wp:inline distT="0" distB="0" distL="0" distR="0" wp14:anchorId="2CCDA709" wp14:editId="6676A118">
+            <wp:extent cx="1440000" cy="2458242"/>
+            <wp:effectExtent l="0" t="0" r="8255" b="0"/>
+            <wp:docPr id="1841912640" name="Picture 1"/>
+            <wp:cNvGraphicFramePr>
+              <a:graphicFrameLocks xmlns:a="http://schemas.openxmlformats.org/drawingml/2006/main" noChangeAspect="1"/>
+            </wp:cNvGraphicFramePr>
+            <a:graphic xmlns:a="http://schemas.openxmlformats.org/drawingml/2006/main">
+              <a:graphicData uri="http://schemas.openxmlformats.org/drawingml/2006/picture">
+                <pic:pic xmlns:pic="http://schemas.openxmlformats.org/drawingml/2006/picture">
+                  <pic:nvPicPr>
+                    <pic:cNvPr id="1841912640" name="Picture 1841912640"/>
+                    <pic:cNvPicPr/>
+                  </pic:nvPicPr>
+                  <pic:blipFill>
+                    <a:blip r:embed="rId24">
+                      <a:extLst>
+                        <a:ext uri="{28A0092B-C50C-407E-A947-70E740481C1C}">
+                          <a14:useLocalDpi xmlns:a14="http://schemas.microsoft.com/office/drawing/2010/main" val="0"/>
+                        </a:ext>
+                      </a:extLst>
+                    </a:blip>
+                    <a:stretch>
+                      <a:fillRect/>
+                    </a:stretch>
+                  </pic:blipFill>
+                  <pic:spPr>
+                    <a:xfrm>
+                      <a:off x="0" y="0"/>
+                      <a:ext cx="1440000" cy="2458242"/>
+                    </a:xfrm>
+                    <a:prstGeom prst="rect">
+                      <a:avLst/>
+                    </a:prstGeom>
+                  </pic:spPr>
+                </pic:pic>
+              </a:graphicData>
+            </a:graphic>
+          </wp:inline>
+        </w:drawing>
+      </w:r>
+    </w:p>
+    <w:p>
+      <w:pPr>
+        <w:pStyle w:val="Caption"/>
+        <w:spacing w:before="120"/>
+        <w:jc w:val="center"/>
+      </w:pPr>
+      <w:proofErr w:type="spellStart"/>
+      <w:r>
+        <w:t>Slika</w:t>
+      </w:r>
+      <w:proofErr w:type="spellEnd"/>
+      <w:r>
+        <w:t xml:space="preserve"> </w:t>
+      </w:r>
+      <w:r>
+        <w:fldChar w:fldCharType="begin"/>
+      </w:r>
+      <w:r>
+        <w:instrText xml:space="preserve"> SEQ Slika \* ARABIC </w:instrText>
+      </w:r>
+      <w:r>
+        <w:fldChar w:fldCharType="separate"/>
+      </w:r>
+      <w:r>
+        <w:rPr>
+          <w:noProof/>
+        </w:rPr>
+        <w:t>12</w:t>
+      </w:r>
+      <w:r>
+        <w:fldChar w:fldCharType="end"/>
+      </w:r>
+      <w:r>
+        <w:t xml:space="preserve">: </w:t>
+      </w:r>
+      <w:proofErr w:type="spellStart"/>
+      <w:r>
+        <w:t>Primjer</w:t>
+      </w:r>
+      <w:proofErr w:type="spellEnd"/>
+      <w:r>
+        <w:t xml:space="preserve"> </w:t>
+      </w:r>
+      <w:proofErr w:type="spellStart"/>
+      <w:r>
+        <w:t>postavki</w:t>
+      </w:r>
+      <w:proofErr w:type="spellEnd"/>
+      <w:r>
+        <w:t xml:space="preserve"> </w:t>
+      </w:r>
+      <w:proofErr w:type="spellStart"/>
+      <w:r>
+        <w:t>učitanog</w:t>
+      </w:r>
+      <w:proofErr w:type="spellEnd"/>
+      <w:r>
+        <w:t xml:space="preserve"> </w:t>
+      </w:r>
+      <w:proofErr w:type="spellStart"/>
+      <w:r>
+        <w:t>zvuka</w:t>
+      </w:r>
+      <w:proofErr w:type="spellEnd"/>
+      <w:r>
+        <w:t xml:space="preserve"> koji se </w:t>
+      </w:r>
+      <w:proofErr w:type="spellStart"/>
+      <w:r>
+        <w:t>ponavlja</w:t>
+      </w:r>
+      <w:proofErr w:type="spellEnd"/>
+    </w:p>
+    <w:p/>
+    <w:p>
+      <w:pPr>
+        <w:keepNext/>
+        <w:widowControl/>
+        <w:spacing w:line="240" w:lineRule="auto"/>
+        <w:jc w:val="center"/>
+      </w:pPr>
+      <w:r>
+        <w:rPr>
+          <w:noProof/>
+        </w:rPr>
+        <w:drawing>
+          <wp:inline distT="0" distB="0" distL="0" distR="0" wp14:anchorId="4BCA7CF0" wp14:editId="065D2B80">
+            <wp:extent cx="1440000" cy="1922007"/>
+            <wp:effectExtent l="0" t="0" r="8255" b="2540"/>
+            <wp:docPr id="347363797" name="Picture 2"/>
+            <wp:cNvGraphicFramePr>
+              <a:graphicFrameLocks xmlns:a="http://schemas.openxmlformats.org/drawingml/2006/main" noChangeAspect="1"/>
+            </wp:cNvGraphicFramePr>
+            <a:graphic xmlns:a="http://schemas.openxmlformats.org/drawingml/2006/main">
+              <a:graphicData uri="http://schemas.openxmlformats.org/drawingml/2006/picture">
+                <pic:pic xmlns:pic="http://schemas.openxmlformats.org/drawingml/2006/picture">
+                  <pic:nvPicPr>
+                    <pic:cNvPr id="347363797" name="Picture 347363797"/>
+                    <pic:cNvPicPr/>
+                  </pic:nvPicPr>
+                  <pic:blipFill>
+                    <a:blip r:embed="rId25">
+                      <a:extLst>
+                        <a:ext uri="{28A0092B-C50C-407E-A947-70E740481C1C}">
+                          <a14:useLocalDpi xmlns:a14="http://schemas.microsoft.com/office/drawing/2010/main" val="0"/>
+                        </a:ext>
+                      </a:extLst>
+                    </a:blip>
+                    <a:stretch>
+                      <a:fillRect/>
+                    </a:stretch>
+                  </pic:blipFill>
+                  <pic:spPr>
+                    <a:xfrm>
+                      <a:off x="0" y="0"/>
+                      <a:ext cx="1440000" cy="1922007"/>
+                    </a:xfrm>
+                    <a:prstGeom prst="rect">
+                      <a:avLst/>
+                    </a:prstGeom>
+                  </pic:spPr>
+                </pic:pic>
+              </a:graphicData>
+            </a:graphic>
+          </wp:inline>
+        </w:drawing>
+      </w:r>
+    </w:p>
+    <w:p>
+      <w:pPr>
+        <w:pStyle w:val="Caption"/>
+        <w:spacing w:before="120"/>
+        <w:jc w:val="center"/>
+      </w:pPr>
+      <w:proofErr w:type="spellStart"/>
+      <w:r>
+        <w:t>Slika</w:t>
+      </w:r>
+      <w:proofErr w:type="spellEnd"/>
+      <w:r>
+        <w:t xml:space="preserve"> </w:t>
+      </w:r>
+      <w:r>
+        <w:fldChar w:fldCharType="begin"/>
+      </w:r>
+      <w:r>
+        <w:instrText xml:space="preserve"> SEQ Slika \* ARABIC </w:instrText>
+      </w:r>
+      <w:r>
+        <w:fldChar w:fldCharType="separate"/>
+      </w:r>
+      <w:r>
+        <w:rPr>
+          <w:noProof/>
+        </w:rPr>
+        <w:t>13</w:t>
+      </w:r>
+      <w:r>
+        <w:fldChar w:fldCharType="end"/>
+      </w:r>
+      <w:r>
+        <w:t>:</w:t>
+      </w:r>
+      <w:r>
+        <w:t xml:space="preserve"> </w:t>
+      </w:r>
+      <w:proofErr w:type="spellStart"/>
+      <w:r>
+        <w:t>Primjer</w:t>
+      </w:r>
+      <w:proofErr w:type="spellEnd"/>
+      <w:r>
+        <w:t xml:space="preserve"> </w:t>
+      </w:r>
+      <w:proofErr w:type="spellStart"/>
+      <w:r>
+        <w:t>postavki</w:t>
+      </w:r>
+      <w:proofErr w:type="spellEnd"/>
+      <w:r>
+        <w:t xml:space="preserve"> </w:t>
+      </w:r>
+      <w:proofErr w:type="spellStart"/>
+      <w:r>
+        <w:t>zvučnog</w:t>
+      </w:r>
+      <w:proofErr w:type="spellEnd"/>
+      <w:r>
+        <w:t xml:space="preserve"> </w:t>
+      </w:r>
+      <w:proofErr w:type="spellStart"/>
+      <w:r>
+        <w:t>objekta</w:t>
+      </w:r>
+      <w:proofErr w:type="spellEnd"/>
+      <w:r>
+        <w:t xml:space="preserve"> </w:t>
+      </w:r>
+      <w:proofErr w:type="spellStart"/>
+      <w:r>
+        <w:t>pozadinskog</w:t>
+      </w:r>
+      <w:proofErr w:type="spellEnd"/>
+      <w:r>
+        <w:t xml:space="preserve"> </w:t>
+      </w:r>
+      <w:proofErr w:type="spellStart"/>
+      <w:r>
+        <w:t>zvuka</w:t>
+      </w:r>
+      <w:proofErr w:type="spellEnd"/>
+      <w:r>
+        <w:t xml:space="preserve"> u Godot </w:t>
+      </w:r>
+      <w:proofErr w:type="spellStart"/>
+      <w:r>
+        <w:t>Inspectoru</w:t>
+      </w:r>
+      <w:proofErr w:type="spellEnd"/>
+    </w:p>
+    <w:p>
+      <w:pPr>
+        <w:widowControl/>
+        <w:spacing w:line="240" w:lineRule="auto"/>
+        <w:jc w:val="center"/>
       </w:pPr>
       <w:r>
         <w:rPr>
@@ -6369,7 +7002,7 @@
                     <pic:cNvPicPr/>
                   </pic:nvPicPr>
                   <pic:blipFill>
-                    <a:blip r:embed="rId24" cstate="print">
+                    <a:blip r:embed="rId26" cstate="print">
                       <a:extLst>
                         <a:ext uri="{28A0092B-C50C-407E-A947-70E740481C1C}">
                           <a14:useLocalDpi xmlns:a14="http://schemas.microsoft.com/office/drawing/2010/main" val="0"/>
@@ -6426,7 +7059,7 @@
         <w:rPr>
           <w:noProof/>
         </w:rPr>
-        <w:t>12</w:t>
+        <w:t>14</w:t>
       </w:r>
       <w:r>
         <w:fldChar w:fldCharType="end"/>
@@ -6595,7 +7228,7 @@
         <w:rPr>
           <w:noProof/>
         </w:rPr>
-        <w:t>13</w:t>
+        <w:t>15</w:t>
       </w:r>
       <w:r>
         <w:fldChar w:fldCharType="end"/>
@@ -6924,8 +7557,8 @@
       </w:r>
     </w:p>
     <w:sectPr>
-      <w:headerReference w:type="default" r:id="rId25"/>
-      <w:footerReference w:type="default" r:id="rId26"/>
+      <w:headerReference w:type="default" r:id="rId27"/>
+      <w:footerReference w:type="default" r:id="rId28"/>
       <w:type w:val="continuous"/>
       <w:pgSz w:w="12240" w:h="15840" w:code="1"/>
       <w:pgMar w:top="1440" w:right="1440" w:bottom="1440" w:left="1440" w:header="720" w:footer="720" w:gutter="0"/>
